--- a/TelometerLibraryPrep.docx
+++ b/TelometerLibraryPrep.docx
@@ -1,6 +1,6 @@
 
 <file path=word/document.xml><?xml version="1.0" encoding="utf-8"?>
-<w:document xmlns:wpc="http://schemas.microsoft.com/office/word/2010/wordprocessingCanvas" xmlns:cx="http://schemas.microsoft.com/office/drawing/2014/chartex" xmlns:cx1="http://schemas.microsoft.com/office/drawing/2015/9/8/chartex" xmlns:cx2="http://schemas.microsoft.com/office/drawing/2015/10/21/chartex" xmlns:cx3="http://schemas.microsoft.com/office/drawing/2016/5/9/chartex" xmlns:cx4="http://schemas.microsoft.com/office/drawing/2016/5/10/chartex" xmlns:cx5="http://schemas.microsoft.com/office/drawing/2016/5/11/chartex" xmlns:cx6="http://schemas.microsoft.com/office/drawing/2016/5/12/chartex" xmlns:cx7="http://schemas.microsoft.com/office/drawing/2016/5/13/chartex" xmlns:cx8="http://schemas.microsoft.com/office/drawing/2016/5/14/chartex" xmlns:mc="http://schemas.openxmlformats.org/markup-compatibility/2006" xmlns:aink="http://schemas.microsoft.com/office/drawing/2016/ink" xmlns:am3d="http://schemas.microsoft.com/office/drawing/2017/model3d" xmlns:o="urn:schemas-microsoft-com:office:office" xmlns:oel="http://schemas.microsoft.com/office/2019/extlst" xmlns:r="http://schemas.openxmlformats.org/officeDocument/2006/relationships" xmlns:m="http://schemas.openxmlformats.org/officeDocument/2006/math" xmlns:v="urn:schemas-microsoft-com:vml" xmlns:wp14="http://schemas.microsoft.com/office/word/2010/wordprocessingDrawing" xmlns:wp="http://schemas.openxmlformats.org/drawingml/2006/wordprocessingDrawing" xmlns:w10="urn:schemas-microsoft-com:office:word" xmlns:w="http://schemas.openxmlformats.org/wordprocessingml/2006/main" xmlns:w14="http://schemas.microsoft.com/office/word/2010/wordml" xmlns:w15="http://schemas.microsoft.com/office/word/2012/wordml" xmlns:w16cex="http://schemas.microsoft.com/office/word/2018/wordml/cex" xmlns:w16cid="http://schemas.microsoft.com/office/word/2016/wordml/cid" xmlns:w16="http://schemas.microsoft.com/office/word/2018/wordml" xmlns:w16du="http://schemas.microsoft.com/office/word/2023/wordml/word16du" xmlns:w16sdtdh="http://schemas.microsoft.com/office/word/2020/wordml/sdtdatahash" xmlns:w16se="http://schemas.microsoft.com/office/word/2015/wordml/symex" xmlns:wpg="http://schemas.microsoft.com/office/word/2010/wordprocessingGroup" xmlns:wpi="http://schemas.microsoft.com/office/word/2010/wordprocessingInk" xmlns:wne="http://schemas.microsoft.com/office/word/2006/wordml" xmlns:wps="http://schemas.microsoft.com/office/word/2010/wordprocessingShape" mc:Ignorable="w14 w15 w16se w16cid w16 w16cex w16sdtdh w16du wp14">
+<w:document xmlns:wpc="http://schemas.microsoft.com/office/word/2010/wordprocessingCanvas" xmlns:cx="http://schemas.microsoft.com/office/drawing/2014/chartex" xmlns:cx1="http://schemas.microsoft.com/office/drawing/2015/9/8/chartex" xmlns:cx2="http://schemas.microsoft.com/office/drawing/2015/10/21/chartex" xmlns:cx3="http://schemas.microsoft.com/office/drawing/2016/5/9/chartex" xmlns:cx4="http://schemas.microsoft.com/office/drawing/2016/5/10/chartex" xmlns:cx5="http://schemas.microsoft.com/office/drawing/2016/5/11/chartex" xmlns:cx6="http://schemas.microsoft.com/office/drawing/2016/5/12/chartex" xmlns:cx7="http://schemas.microsoft.com/office/drawing/2016/5/13/chartex" xmlns:cx8="http://schemas.microsoft.com/office/drawing/2016/5/14/chartex" xmlns:mc="http://schemas.openxmlformats.org/markup-compatibility/2006" xmlns:aink="http://schemas.microsoft.com/office/drawing/2016/ink" xmlns:am3d="http://schemas.microsoft.com/office/drawing/2017/model3d" xmlns:o="urn:schemas-microsoft-com:office:office" xmlns:oel="http://schemas.microsoft.com/office/2019/extlst" xmlns:r="http://schemas.openxmlformats.org/officeDocument/2006/relationships" xmlns:m="http://schemas.openxmlformats.org/officeDocument/2006/math" xmlns:v="urn:schemas-microsoft-com:vml" xmlns:wp14="http://schemas.microsoft.com/office/word/2010/wordprocessingDrawing" xmlns:wp="http://schemas.openxmlformats.org/drawingml/2006/wordprocessingDrawing" xmlns:w10="urn:schemas-microsoft-com:office:word" xmlns:w="http://schemas.openxmlformats.org/wordprocessingml/2006/main" xmlns:w14="http://schemas.microsoft.com/office/word/2010/wordml" xmlns:w15="http://schemas.microsoft.com/office/word/2012/wordml" xmlns:w16cex="http://schemas.microsoft.com/office/word/2018/wordml/cex" xmlns:w16cid="http://schemas.microsoft.com/office/word/2016/wordml/cid" xmlns:w16="http://schemas.microsoft.com/office/word/2018/wordml" xmlns:w16du="http://schemas.microsoft.com/office/word/2023/wordml/word16du" xmlns:w16sdtdh="http://schemas.microsoft.com/office/word/2020/wordml/sdtdatahash" xmlns:w16sdtfl="http://schemas.microsoft.com/office/word/2024/wordml/sdtformatlock" xmlns:w16se="http://schemas.microsoft.com/office/word/2015/wordml/symex" xmlns:wpg="http://schemas.microsoft.com/office/word/2010/wordprocessingGroup" xmlns:wpi="http://schemas.microsoft.com/office/word/2010/wordprocessingInk" xmlns:wne="http://schemas.microsoft.com/office/word/2006/wordml" xmlns:wps="http://schemas.microsoft.com/office/word/2010/wordprocessingShape" mc:Ignorable="w14 w15 w16se w16cid w16 w16cex w16sdtdh w16sdtfl w16du wp14">
   <w:body>
     <w:p>
       <w:pPr>
@@ -41,7 +41,7 @@
           <w:sz w:val="20"/>
           <w:szCs w:val="20"/>
         </w:rPr>
-        <w:t>11</w:t>
+        <w:t>04</w:t>
       </w:r>
       <w:r>
         <w:rPr>
@@ -59,7 +59,7 @@
           <w:sz w:val="20"/>
           <w:szCs w:val="20"/>
         </w:rPr>
-        <w:t>4</w:t>
+        <w:t>5</w:t>
       </w:r>
       <w:r>
         <w:rPr>
@@ -501,16 +501,7 @@
           <w:sz w:val="20"/>
           <w:szCs w:val="20"/>
         </w:rPr>
-        <w:t xml:space="preserve">(Alternatively, you can buy the Salt-T4 ligase alone if you do not plan to do any ONT WGS: </w:t>
-      </w:r>
-      <w:r>
-        <w:rPr>
-          <w:rFonts w:ascii="Arial" w:hAnsi="Arial" w:cs="Arial"/>
-          <w:color w:val="000000" w:themeColor="text1"/>
-          <w:sz w:val="20"/>
-          <w:szCs w:val="20"/>
-        </w:rPr>
-        <w:t xml:space="preserve">Salt T4 DNA Ligase (NEB </w:t>
+        <w:t xml:space="preserve">(Alternatively, you can buy the Salt-T4 ligase alone if you do not plan to do any ONT WGS: Salt T4 DNA Ligase (NEB </w:t>
       </w:r>
       <w:r>
         <w:rPr>
@@ -528,17 +519,369 @@
           <w:sz w:val="20"/>
           <w:szCs w:val="20"/>
         </w:rPr>
+        <w:t>))</w:t>
+      </w:r>
+    </w:p>
+    <w:p>
+      <w:pPr>
+        <w:pStyle w:val="NormalWeb"/>
+        <w:numPr>
+          <w:ilvl w:val="0"/>
+          <w:numId w:val="2"/>
+        </w:numPr>
+        <w:spacing w:line="360" w:lineRule="auto"/>
+        <w:rPr>
+          <w:rFonts w:ascii="Arial" w:hAnsi="Arial" w:cs="Arial"/>
+          <w:color w:val="000000" w:themeColor="text1"/>
+          <w:sz w:val="20"/>
+          <w:szCs w:val="20"/>
+        </w:rPr>
+      </w:pPr>
+      <w:r>
+        <w:rPr>
+          <w:rFonts w:ascii="Arial" w:hAnsi="Arial" w:cs="Arial"/>
+          <w:color w:val="000000" w:themeColor="text1"/>
+          <w:sz w:val="20"/>
+          <w:szCs w:val="20"/>
+        </w:rPr>
+        <w:t>-  </w:t>
+      </w:r>
+      <w:proofErr w:type="spellStart"/>
+      <w:r>
+        <w:rPr>
+          <w:rFonts w:ascii="Arial" w:hAnsi="Arial" w:cs="Arial"/>
+          <w:color w:val="000000" w:themeColor="text1"/>
+          <w:sz w:val="20"/>
+          <w:szCs w:val="20"/>
+        </w:rPr>
+        <w:t>NEBNext</w:t>
+      </w:r>
+      <w:proofErr w:type="spellEnd"/>
+      <w:r>
+        <w:rPr>
+          <w:rFonts w:ascii="Arial" w:hAnsi="Arial" w:cs="Arial"/>
+          <w:color w:val="000000" w:themeColor="text1"/>
+          <w:sz w:val="20"/>
+          <w:szCs w:val="20"/>
+        </w:rPr>
+        <w:t xml:space="preserve"> Quick Ligation Module (NEB E6056) </w:t>
+      </w:r>
+    </w:p>
+    <w:p>
+      <w:pPr>
+        <w:pStyle w:val="NormalWeb"/>
+        <w:numPr>
+          <w:ilvl w:val="0"/>
+          <w:numId w:val="2"/>
+        </w:numPr>
+        <w:spacing w:line="360" w:lineRule="auto"/>
+        <w:rPr>
+          <w:rFonts w:ascii="Arial" w:hAnsi="Arial" w:cs="Arial"/>
+          <w:color w:val="000000" w:themeColor="text1"/>
+          <w:sz w:val="20"/>
+          <w:szCs w:val="20"/>
+        </w:rPr>
+      </w:pPr>
+      <w:r>
+        <w:rPr>
+          <w:rFonts w:ascii="Arial" w:hAnsi="Arial" w:cs="Arial"/>
+          <w:color w:val="000000" w:themeColor="text1"/>
+          <w:sz w:val="20"/>
+          <w:szCs w:val="20"/>
+        </w:rPr>
+        <w:t xml:space="preserve">-  1.5 mL Eppendorf DNA </w:t>
+      </w:r>
+      <w:proofErr w:type="spellStart"/>
+      <w:r>
+        <w:rPr>
+          <w:rFonts w:ascii="Arial" w:hAnsi="Arial" w:cs="Arial"/>
+          <w:color w:val="000000" w:themeColor="text1"/>
+          <w:sz w:val="20"/>
+          <w:szCs w:val="20"/>
+        </w:rPr>
+        <w:t>LoBind</w:t>
+      </w:r>
+      <w:proofErr w:type="spellEnd"/>
+      <w:r>
+        <w:rPr>
+          <w:rFonts w:ascii="Arial" w:hAnsi="Arial" w:cs="Arial"/>
+          <w:color w:val="000000" w:themeColor="text1"/>
+          <w:sz w:val="20"/>
+          <w:szCs w:val="20"/>
+        </w:rPr>
+        <w:t xml:space="preserve"> tubes </w:t>
+      </w:r>
+    </w:p>
+    <w:p>
+      <w:pPr>
+        <w:pStyle w:val="NormalWeb"/>
+        <w:numPr>
+          <w:ilvl w:val="0"/>
+          <w:numId w:val="2"/>
+        </w:numPr>
+        <w:spacing w:line="360" w:lineRule="auto"/>
+        <w:rPr>
+          <w:rFonts w:ascii="Arial" w:hAnsi="Arial" w:cs="Arial"/>
+          <w:color w:val="000000" w:themeColor="text1"/>
+          <w:sz w:val="20"/>
+          <w:szCs w:val="20"/>
+        </w:rPr>
+      </w:pPr>
+      <w:r>
+        <w:rPr>
+          <w:rFonts w:ascii="Arial" w:hAnsi="Arial" w:cs="Arial"/>
+          <w:color w:val="000000" w:themeColor="text1"/>
+          <w:sz w:val="20"/>
+          <w:szCs w:val="20"/>
+        </w:rPr>
+        <w:t xml:space="preserve">-  0.2 mL thin-walled PCR tubes </w:t>
+      </w:r>
+    </w:p>
+    <w:p>
+      <w:pPr>
+        <w:pStyle w:val="NormalWeb"/>
+        <w:numPr>
+          <w:ilvl w:val="0"/>
+          <w:numId w:val="2"/>
+        </w:numPr>
+        <w:spacing w:line="360" w:lineRule="auto"/>
+        <w:rPr>
+          <w:rFonts w:ascii="Arial" w:hAnsi="Arial" w:cs="Arial"/>
+          <w:color w:val="000000" w:themeColor="text1"/>
+          <w:sz w:val="20"/>
+          <w:szCs w:val="20"/>
+        </w:rPr>
+      </w:pPr>
+      <w:r>
+        <w:rPr>
+          <w:rFonts w:ascii="Arial" w:hAnsi="Arial" w:cs="Arial"/>
+          <w:color w:val="000000" w:themeColor="text1"/>
+          <w:sz w:val="20"/>
+          <w:szCs w:val="20"/>
+        </w:rPr>
+        <w:t>-  Nuclease-free water (</w:t>
+      </w:r>
+      <w:proofErr w:type="spellStart"/>
+      <w:r>
+        <w:rPr>
+          <w:rFonts w:ascii="Arial" w:hAnsi="Arial" w:cs="Arial"/>
+          <w:color w:val="000000" w:themeColor="text1"/>
+          <w:sz w:val="20"/>
+          <w:szCs w:val="20"/>
+        </w:rPr>
+        <w:t>ThermoFisher</w:t>
+      </w:r>
+      <w:proofErr w:type="spellEnd"/>
+      <w:r>
+        <w:rPr>
+          <w:rFonts w:ascii="Arial" w:hAnsi="Arial" w:cs="Arial"/>
+          <w:color w:val="000000" w:themeColor="text1"/>
+          <w:sz w:val="20"/>
+          <w:szCs w:val="20"/>
+        </w:rPr>
+        <w:t xml:space="preserve"> AM9937) </w:t>
+      </w:r>
+    </w:p>
+    <w:p>
+      <w:pPr>
+        <w:pStyle w:val="NormalWeb"/>
+        <w:numPr>
+          <w:ilvl w:val="0"/>
+          <w:numId w:val="2"/>
+        </w:numPr>
+        <w:spacing w:line="360" w:lineRule="auto"/>
+        <w:rPr>
+          <w:rFonts w:ascii="Arial" w:hAnsi="Arial" w:cs="Arial"/>
+          <w:color w:val="000000" w:themeColor="text1"/>
+          <w:sz w:val="20"/>
+          <w:szCs w:val="20"/>
+        </w:rPr>
+      </w:pPr>
+      <w:r>
+        <w:rPr>
+          <w:rFonts w:ascii="Arial" w:hAnsi="Arial" w:cs="Arial"/>
+          <w:color w:val="000000" w:themeColor="text1"/>
+          <w:sz w:val="20"/>
+          <w:szCs w:val="20"/>
+        </w:rPr>
+        <w:t xml:space="preserve">-  Freshly prepared 80% ethanol in nuclease-free H2O </w:t>
+      </w:r>
+    </w:p>
+    <w:p>
+      <w:pPr>
+        <w:pStyle w:val="NormalWeb"/>
+        <w:numPr>
+          <w:ilvl w:val="0"/>
+          <w:numId w:val="2"/>
+        </w:numPr>
+        <w:spacing w:line="360" w:lineRule="auto"/>
+        <w:rPr>
+          <w:rFonts w:ascii="Arial" w:hAnsi="Arial" w:cs="Arial"/>
+          <w:color w:val="000000" w:themeColor="text1"/>
+          <w:sz w:val="20"/>
+          <w:szCs w:val="20"/>
+        </w:rPr>
+      </w:pPr>
+      <w:r>
+        <w:rPr>
+          <w:rFonts w:ascii="Arial" w:hAnsi="Arial" w:cs="Arial"/>
+          <w:color w:val="000000" w:themeColor="text1"/>
+          <w:sz w:val="20"/>
+          <w:szCs w:val="20"/>
+        </w:rPr>
+        <w:t>-  Qubit Assay Tubes (</w:t>
+      </w:r>
+      <w:proofErr w:type="spellStart"/>
+      <w:r>
+        <w:rPr>
+          <w:rFonts w:ascii="Arial" w:hAnsi="Arial" w:cs="Arial"/>
+          <w:color w:val="000000" w:themeColor="text1"/>
+          <w:sz w:val="20"/>
+          <w:szCs w:val="20"/>
+        </w:rPr>
+        <w:t>ThermoFisher</w:t>
+      </w:r>
+      <w:proofErr w:type="spellEnd"/>
+      <w:r>
+        <w:rPr>
+          <w:rFonts w:ascii="Arial" w:hAnsi="Arial" w:cs="Arial"/>
+          <w:color w:val="000000" w:themeColor="text1"/>
+          <w:sz w:val="20"/>
+          <w:szCs w:val="20"/>
+        </w:rPr>
+        <w:t xml:space="preserve"> Q32856) </w:t>
+      </w:r>
+    </w:p>
+    <w:p>
+      <w:pPr>
+        <w:pStyle w:val="NormalWeb"/>
+        <w:numPr>
+          <w:ilvl w:val="0"/>
+          <w:numId w:val="2"/>
+        </w:numPr>
+        <w:spacing w:line="360" w:lineRule="auto"/>
+        <w:rPr>
+          <w:rFonts w:ascii="Arial" w:hAnsi="Arial" w:cs="Arial"/>
+          <w:color w:val="000000" w:themeColor="text1"/>
+          <w:sz w:val="20"/>
+          <w:szCs w:val="20"/>
+        </w:rPr>
+      </w:pPr>
+      <w:r>
+        <w:rPr>
+          <w:rFonts w:ascii="Arial" w:hAnsi="Arial" w:cs="Arial"/>
+          <w:color w:val="000000" w:themeColor="text1"/>
+          <w:sz w:val="20"/>
+          <w:szCs w:val="20"/>
+        </w:rPr>
+        <w:t>-  Qubit dsDNA BR Assay Kit (</w:t>
+      </w:r>
+      <w:proofErr w:type="spellStart"/>
+      <w:r>
+        <w:rPr>
+          <w:rFonts w:ascii="Arial" w:hAnsi="Arial" w:cs="Arial"/>
+          <w:color w:val="000000" w:themeColor="text1"/>
+          <w:sz w:val="20"/>
+          <w:szCs w:val="20"/>
+        </w:rPr>
+        <w:t>ThermoFisher</w:t>
+      </w:r>
+      <w:proofErr w:type="spellEnd"/>
+      <w:r>
+        <w:rPr>
+          <w:rFonts w:ascii="Arial" w:hAnsi="Arial" w:cs="Arial"/>
+          <w:color w:val="000000" w:themeColor="text1"/>
+          <w:sz w:val="20"/>
+          <w:szCs w:val="20"/>
+        </w:rPr>
+        <w:t xml:space="preserve"> Q33266) </w:t>
+      </w:r>
+    </w:p>
+    <w:p>
+      <w:pPr>
+        <w:pStyle w:val="NormalWeb"/>
+        <w:numPr>
+          <w:ilvl w:val="0"/>
+          <w:numId w:val="2"/>
+        </w:numPr>
+        <w:spacing w:line="360" w:lineRule="auto"/>
+        <w:rPr>
+          <w:rFonts w:ascii="Arial" w:hAnsi="Arial" w:cs="Arial"/>
+          <w:color w:val="000000" w:themeColor="text1"/>
+          <w:sz w:val="20"/>
+          <w:szCs w:val="20"/>
+        </w:rPr>
+      </w:pPr>
+      <w:r>
+        <w:rPr>
+          <w:rFonts w:ascii="Arial" w:hAnsi="Arial" w:cs="Arial"/>
+          <w:color w:val="000000" w:themeColor="text1"/>
+          <w:sz w:val="20"/>
+          <w:szCs w:val="20"/>
+        </w:rPr>
+        <w:t xml:space="preserve">-  5 M NaCl </w:t>
+      </w:r>
+    </w:p>
+    <w:p>
+      <w:pPr>
+        <w:pStyle w:val="NormalWeb"/>
+        <w:numPr>
+          <w:ilvl w:val="0"/>
+          <w:numId w:val="2"/>
+        </w:numPr>
+        <w:spacing w:line="360" w:lineRule="auto"/>
+        <w:rPr>
+          <w:rFonts w:ascii="Arial" w:hAnsi="Arial" w:cs="Arial"/>
+          <w:color w:val="000000" w:themeColor="text1"/>
+          <w:sz w:val="20"/>
+          <w:szCs w:val="20"/>
+        </w:rPr>
+      </w:pPr>
+      <w:r>
+        <w:rPr>
+          <w:rFonts w:ascii="Arial" w:hAnsi="Arial" w:cs="Arial"/>
+          <w:color w:val="000000" w:themeColor="text1"/>
+          <w:sz w:val="20"/>
+          <w:szCs w:val="20"/>
+        </w:rPr>
+        <w:t xml:space="preserve">- </w:t>
+      </w:r>
+      <w:r>
+        <w:rPr>
+          <w:rFonts w:ascii="Arial" w:hAnsi="Arial" w:cs="Arial"/>
+          <w:color w:val="000000" w:themeColor="text1"/>
+          <w:sz w:val="20"/>
+          <w:szCs w:val="20"/>
+        </w:rPr>
+        <w:t xml:space="preserve"> </w:t>
+      </w:r>
+      <w:r>
+        <w:rPr>
+          <w:rFonts w:ascii="Arial" w:hAnsi="Arial" w:cs="Arial"/>
+          <w:color w:val="000000" w:themeColor="text1"/>
+          <w:sz w:val="20"/>
+          <w:szCs w:val="20"/>
+        </w:rPr>
+        <w:t>NEB Monarch HMW DNA extraction kit for cells and blood (</w:t>
+      </w:r>
+      <w:r>
+        <w:rPr>
+          <w:rFonts w:ascii="Arial" w:hAnsi="Arial" w:cs="Arial"/>
+          <w:color w:val="000000" w:themeColor="text1"/>
+          <w:sz w:val="20"/>
+          <w:szCs w:val="20"/>
+        </w:rPr>
+        <w:t>NEB # T3050L</w:t>
+      </w:r>
+      <w:r>
+        <w:rPr>
+          <w:rFonts w:ascii="Arial" w:hAnsi="Arial" w:cs="Arial"/>
+          <w:color w:val="000000" w:themeColor="text1"/>
+          <w:sz w:val="20"/>
+          <w:szCs w:val="20"/>
+        </w:rPr>
         <w:t>)</w:t>
       </w:r>
-      <w:r>
-        <w:rPr>
-          <w:rFonts w:ascii="Arial" w:hAnsi="Arial" w:cs="Arial"/>
-          <w:color w:val="000000" w:themeColor="text1"/>
-          <w:sz w:val="20"/>
-          <w:szCs w:val="20"/>
-        </w:rPr>
-        <w:t>)</w:t>
-      </w:r>
     </w:p>
     <w:p>
       <w:pPr>
@@ -562,27 +905,27 @@
           <w:sz w:val="20"/>
           <w:szCs w:val="20"/>
         </w:rPr>
-        <w:t>-  </w:t>
-      </w:r>
-      <w:proofErr w:type="spellStart"/>
-      <w:r>
-        <w:rPr>
-          <w:rFonts w:ascii="Arial" w:hAnsi="Arial" w:cs="Arial"/>
-          <w:color w:val="000000" w:themeColor="text1"/>
-          <w:sz w:val="20"/>
-          <w:szCs w:val="20"/>
-        </w:rPr>
-        <w:t>NEBNext</w:t>
-      </w:r>
-      <w:proofErr w:type="spellEnd"/>
-      <w:r>
-        <w:rPr>
-          <w:rFonts w:ascii="Arial" w:hAnsi="Arial" w:cs="Arial"/>
-          <w:color w:val="000000" w:themeColor="text1"/>
-          <w:sz w:val="20"/>
-          <w:szCs w:val="20"/>
-        </w:rPr>
-        <w:t xml:space="preserve"> Quick Ligation Module (NEB E6056) </w:t>
+        <w:t xml:space="preserve">For R10 chemistry runs: ONT LSK 114 + NA expansion + Sequencing </w:t>
+      </w:r>
+      <w:proofErr w:type="spellStart"/>
+      <w:r>
+        <w:rPr>
+          <w:rFonts w:ascii="Arial" w:hAnsi="Arial" w:cs="Arial"/>
+          <w:color w:val="000000" w:themeColor="text1"/>
+          <w:sz w:val="20"/>
+          <w:szCs w:val="20"/>
+        </w:rPr>
+        <w:t>Auxillary</w:t>
+      </w:r>
+      <w:proofErr w:type="spellEnd"/>
+      <w:r>
+        <w:rPr>
+          <w:rFonts w:ascii="Arial" w:hAnsi="Arial" w:cs="Arial"/>
+          <w:color w:val="000000" w:themeColor="text1"/>
+          <w:sz w:val="20"/>
+          <w:szCs w:val="20"/>
+        </w:rPr>
+        <w:t xml:space="preserve"> Vials V14</w:t>
       </w:r>
     </w:p>
     <w:p>
@@ -607,409 +950,254 @@
           <w:sz w:val="20"/>
           <w:szCs w:val="20"/>
         </w:rPr>
-        <w:t xml:space="preserve">-  1.5 mL Eppendorf DNA </w:t>
-      </w:r>
-      <w:proofErr w:type="spellStart"/>
-      <w:r>
-        <w:rPr>
-          <w:rFonts w:ascii="Arial" w:hAnsi="Arial" w:cs="Arial"/>
-          <w:color w:val="000000" w:themeColor="text1"/>
-          <w:sz w:val="20"/>
-          <w:szCs w:val="20"/>
-        </w:rPr>
-        <w:t>LoBind</w:t>
-      </w:r>
-      <w:proofErr w:type="spellEnd"/>
-      <w:r>
-        <w:rPr>
-          <w:rFonts w:ascii="Arial" w:hAnsi="Arial" w:cs="Arial"/>
-          <w:color w:val="000000" w:themeColor="text1"/>
-          <w:sz w:val="20"/>
-          <w:szCs w:val="20"/>
-        </w:rPr>
-        <w:t xml:space="preserve"> tubes </w:t>
+        <w:t xml:space="preserve">R10 </w:t>
+      </w:r>
+      <w:proofErr w:type="spellStart"/>
+      <w:r>
+        <w:rPr>
+          <w:rFonts w:ascii="Arial" w:hAnsi="Arial" w:cs="Arial"/>
+          <w:color w:val="000000" w:themeColor="text1"/>
+          <w:sz w:val="20"/>
+          <w:szCs w:val="20"/>
+        </w:rPr>
+        <w:t>MinION</w:t>
+      </w:r>
+      <w:proofErr w:type="spellEnd"/>
+      <w:r>
+        <w:rPr>
+          <w:rFonts w:ascii="Arial" w:hAnsi="Arial" w:cs="Arial"/>
+          <w:color w:val="000000" w:themeColor="text1"/>
+          <w:sz w:val="20"/>
+          <w:szCs w:val="20"/>
+        </w:rPr>
+        <w:t xml:space="preserve"> or </w:t>
+      </w:r>
+      <w:proofErr w:type="spellStart"/>
+      <w:r>
+        <w:rPr>
+          <w:rFonts w:ascii="Arial" w:hAnsi="Arial" w:cs="Arial"/>
+          <w:color w:val="000000" w:themeColor="text1"/>
+          <w:sz w:val="20"/>
+          <w:szCs w:val="20"/>
+        </w:rPr>
+        <w:t>PromethION</w:t>
+      </w:r>
+      <w:proofErr w:type="spellEnd"/>
+      <w:r>
+        <w:rPr>
+          <w:rFonts w:ascii="Arial" w:hAnsi="Arial" w:cs="Arial"/>
+          <w:color w:val="000000" w:themeColor="text1"/>
+          <w:sz w:val="20"/>
+          <w:szCs w:val="20"/>
+        </w:rPr>
+        <w:t xml:space="preserve"> flow cells</w:t>
       </w:r>
     </w:p>
     <w:p>
       <w:pPr>
         <w:pStyle w:val="NormalWeb"/>
-        <w:numPr>
-          <w:ilvl w:val="0"/>
-          <w:numId w:val="2"/>
-        </w:numPr>
-        <w:spacing w:line="360" w:lineRule="auto"/>
-        <w:rPr>
-          <w:rFonts w:ascii="Arial" w:hAnsi="Arial" w:cs="Arial"/>
-          <w:color w:val="000000" w:themeColor="text1"/>
-          <w:sz w:val="20"/>
-          <w:szCs w:val="20"/>
-        </w:rPr>
-      </w:pPr>
-      <w:r>
-        <w:rPr>
-          <w:rFonts w:ascii="Arial" w:hAnsi="Arial" w:cs="Arial"/>
-          <w:color w:val="000000" w:themeColor="text1"/>
-          <w:sz w:val="20"/>
-          <w:szCs w:val="20"/>
-        </w:rPr>
-        <w:t xml:space="preserve">-  0.2 mL thin-walled PCR tubes </w:t>
-      </w:r>
+        <w:spacing w:line="360" w:lineRule="auto"/>
+        <w:rPr>
+          <w:rFonts w:ascii="Arial" w:hAnsi="Arial" w:cs="Arial"/>
+          <w:color w:val="000000" w:themeColor="text1"/>
+          <w:sz w:val="20"/>
+          <w:szCs w:val="20"/>
+        </w:rPr>
+      </w:pPr>
     </w:p>
     <w:p>
       <w:pPr>
         <w:pStyle w:val="NormalWeb"/>
-        <w:numPr>
-          <w:ilvl w:val="0"/>
-          <w:numId w:val="2"/>
-        </w:numPr>
-        <w:spacing w:line="360" w:lineRule="auto"/>
-        <w:rPr>
-          <w:rFonts w:ascii="Arial" w:hAnsi="Arial" w:cs="Arial"/>
-          <w:color w:val="000000" w:themeColor="text1"/>
-          <w:sz w:val="20"/>
-          <w:szCs w:val="20"/>
-        </w:rPr>
-      </w:pPr>
-      <w:r>
-        <w:rPr>
-          <w:rFonts w:ascii="Arial" w:hAnsi="Arial" w:cs="Arial"/>
-          <w:color w:val="000000" w:themeColor="text1"/>
-          <w:sz w:val="20"/>
-          <w:szCs w:val="20"/>
-        </w:rPr>
-        <w:t>-  Nuclease-free water (</w:t>
-      </w:r>
-      <w:proofErr w:type="spellStart"/>
-      <w:r>
-        <w:rPr>
-          <w:rFonts w:ascii="Arial" w:hAnsi="Arial" w:cs="Arial"/>
-          <w:color w:val="000000" w:themeColor="text1"/>
-          <w:sz w:val="20"/>
-          <w:szCs w:val="20"/>
-        </w:rPr>
-        <w:t>ThermoFisher</w:t>
-      </w:r>
-      <w:proofErr w:type="spellEnd"/>
-      <w:r>
-        <w:rPr>
-          <w:rFonts w:ascii="Arial" w:hAnsi="Arial" w:cs="Arial"/>
-          <w:color w:val="000000" w:themeColor="text1"/>
-          <w:sz w:val="20"/>
-          <w:szCs w:val="20"/>
-        </w:rPr>
-        <w:t xml:space="preserve"> AM9937) </w:t>
+        <w:spacing w:line="360" w:lineRule="auto"/>
+        <w:rPr>
+          <w:rFonts w:ascii="Arial" w:hAnsi="Arial" w:cs="Arial"/>
+          <w:color w:val="000000" w:themeColor="text1"/>
+          <w:sz w:val="20"/>
+          <w:szCs w:val="20"/>
+        </w:rPr>
+      </w:pPr>
+      <w:r>
+        <w:rPr>
+          <w:rFonts w:ascii="Arial" w:hAnsi="Arial" w:cs="Arial"/>
+          <w:b/>
+          <w:bCs/>
+          <w:color w:val="000000" w:themeColor="text1"/>
+          <w:sz w:val="20"/>
+          <w:szCs w:val="20"/>
+        </w:rPr>
+        <w:t>IMPORTANT NOTE on Pipette Tips</w:t>
+      </w:r>
+      <w:r>
+        <w:rPr>
+          <w:rFonts w:ascii="Arial" w:hAnsi="Arial" w:cs="Arial"/>
+          <w:color w:val="000000" w:themeColor="text1"/>
+          <w:sz w:val="20"/>
+          <w:szCs w:val="20"/>
+        </w:rPr>
+        <w:t>: In our hands, after HMW DNA has been extracted, DNA shearing can be introduced via pipetting which can affect the telomere length measurement for samples with very long telomers (mean telomere length &gt;12 kb). In our lab we now use wide-bore tips only (Mettler Toledo #</w:t>
+      </w:r>
+      <w:r>
+        <w:rPr>
+          <w:rFonts w:ascii="Arial" w:hAnsi="Arial" w:cs="Arial"/>
+          <w:color w:val="000000" w:themeColor="text1"/>
+          <w:sz w:val="20"/>
+          <w:szCs w:val="20"/>
+        </w:rPr>
+        <w:t>30389248</w:t>
+      </w:r>
+      <w:r>
+        <w:rPr>
+          <w:rFonts w:ascii="Arial" w:hAnsi="Arial" w:cs="Arial"/>
+          <w:color w:val="000000" w:themeColor="text1"/>
+          <w:sz w:val="20"/>
+          <w:szCs w:val="20"/>
+        </w:rPr>
+        <w:t xml:space="preserve"> for </w:t>
+      </w:r>
+      <w:proofErr w:type="spellStart"/>
+      <w:r>
+        <w:rPr>
+          <w:rFonts w:ascii="Arial" w:hAnsi="Arial" w:cs="Arial"/>
+          <w:color w:val="000000" w:themeColor="text1"/>
+          <w:sz w:val="20"/>
+          <w:szCs w:val="20"/>
+        </w:rPr>
+        <w:t>Rainin</w:t>
+      </w:r>
+      <w:proofErr w:type="spellEnd"/>
+      <w:r>
+        <w:rPr>
+          <w:rFonts w:ascii="Arial" w:hAnsi="Arial" w:cs="Arial"/>
+          <w:color w:val="000000" w:themeColor="text1"/>
+          <w:sz w:val="20"/>
+          <w:szCs w:val="20"/>
+        </w:rPr>
+        <w:t xml:space="preserve"> brand pipettes) when pipetting the sample and when mixing and then loading the final library into the flow-cell. If you are confident </w:t>
+      </w:r>
+      <w:proofErr w:type="gramStart"/>
+      <w:r>
+        <w:rPr>
+          <w:rFonts w:ascii="Arial" w:hAnsi="Arial" w:cs="Arial"/>
+          <w:color w:val="000000" w:themeColor="text1"/>
+          <w:sz w:val="20"/>
+          <w:szCs w:val="20"/>
+        </w:rPr>
+        <w:t>all of</w:t>
+      </w:r>
+      <w:proofErr w:type="gramEnd"/>
+      <w:r>
+        <w:rPr>
+          <w:rFonts w:ascii="Arial" w:hAnsi="Arial" w:cs="Arial"/>
+          <w:color w:val="000000" w:themeColor="text1"/>
+          <w:sz w:val="20"/>
+          <w:szCs w:val="20"/>
+        </w:rPr>
+        <w:t xml:space="preserve"> your samples are well below 10 kb mean telomere length, pipetting has no appreciable effect on final telomere length </w:t>
+      </w:r>
+      <w:proofErr w:type="gramStart"/>
+      <w:r>
+        <w:rPr>
+          <w:rFonts w:ascii="Arial" w:hAnsi="Arial" w:cs="Arial"/>
+          <w:color w:val="000000" w:themeColor="text1"/>
+          <w:sz w:val="20"/>
+          <w:szCs w:val="20"/>
+        </w:rPr>
+        <w:t>measurements</w:t>
+      </w:r>
+      <w:proofErr w:type="gramEnd"/>
+      <w:r>
+        <w:rPr>
+          <w:rFonts w:ascii="Arial" w:hAnsi="Arial" w:cs="Arial"/>
+          <w:color w:val="000000" w:themeColor="text1"/>
+          <w:sz w:val="20"/>
+          <w:szCs w:val="20"/>
+        </w:rPr>
+        <w:t xml:space="preserve"> but wide-bore tips are still recommended for consistency.</w:t>
       </w:r>
     </w:p>
     <w:p>
       <w:pPr>
         <w:pStyle w:val="NormalWeb"/>
-        <w:numPr>
-          <w:ilvl w:val="0"/>
-          <w:numId w:val="2"/>
-        </w:numPr>
-        <w:spacing w:line="360" w:lineRule="auto"/>
-        <w:rPr>
-          <w:rFonts w:ascii="Arial" w:hAnsi="Arial" w:cs="Arial"/>
-          <w:color w:val="000000" w:themeColor="text1"/>
-          <w:sz w:val="20"/>
-          <w:szCs w:val="20"/>
-        </w:rPr>
-      </w:pPr>
-      <w:r>
-        <w:rPr>
-          <w:rFonts w:ascii="Arial" w:hAnsi="Arial" w:cs="Arial"/>
-          <w:color w:val="000000" w:themeColor="text1"/>
-          <w:sz w:val="20"/>
-          <w:szCs w:val="20"/>
-        </w:rPr>
-        <w:t xml:space="preserve">-  Freshly prepared 80% ethanol in nuclease-free H2O </w:t>
-      </w:r>
+        <w:spacing w:line="360" w:lineRule="auto"/>
+        <w:rPr>
+          <w:rFonts w:ascii="Arial" w:hAnsi="Arial" w:cs="Arial"/>
+          <w:color w:val="000000" w:themeColor="text1"/>
+          <w:sz w:val="20"/>
+          <w:szCs w:val="20"/>
+        </w:rPr>
+      </w:pPr>
     </w:p>
     <w:p>
       <w:pPr>
         <w:pStyle w:val="NormalWeb"/>
-        <w:numPr>
-          <w:ilvl w:val="0"/>
-          <w:numId w:val="2"/>
-        </w:numPr>
-        <w:spacing w:line="360" w:lineRule="auto"/>
-        <w:rPr>
-          <w:rFonts w:ascii="Arial" w:hAnsi="Arial" w:cs="Arial"/>
-          <w:color w:val="000000" w:themeColor="text1"/>
-          <w:sz w:val="20"/>
-          <w:szCs w:val="20"/>
-        </w:rPr>
-      </w:pPr>
-      <w:r>
-        <w:rPr>
-          <w:rFonts w:ascii="Arial" w:hAnsi="Arial" w:cs="Arial"/>
-          <w:color w:val="000000" w:themeColor="text1"/>
-          <w:sz w:val="20"/>
-          <w:szCs w:val="20"/>
-        </w:rPr>
-        <w:t>-  Qubit Assay Tubes (</w:t>
-      </w:r>
-      <w:proofErr w:type="spellStart"/>
-      <w:r>
-        <w:rPr>
-          <w:rFonts w:ascii="Arial" w:hAnsi="Arial" w:cs="Arial"/>
-          <w:color w:val="000000" w:themeColor="text1"/>
-          <w:sz w:val="20"/>
-          <w:szCs w:val="20"/>
-        </w:rPr>
-        <w:t>ThermoFisher</w:t>
-      </w:r>
-      <w:proofErr w:type="spellEnd"/>
-      <w:r>
-        <w:rPr>
-          <w:rFonts w:ascii="Arial" w:hAnsi="Arial" w:cs="Arial"/>
-          <w:color w:val="000000" w:themeColor="text1"/>
-          <w:sz w:val="20"/>
-          <w:szCs w:val="20"/>
-        </w:rPr>
-        <w:t xml:space="preserve"> Q32856) </w:t>
-      </w:r>
+        <w:spacing w:line="360" w:lineRule="auto"/>
+        <w:rPr>
+          <w:rFonts w:ascii="Arial" w:hAnsi="Arial" w:cs="Arial"/>
+          <w:color w:val="000000" w:themeColor="text1"/>
+          <w:sz w:val="20"/>
+          <w:szCs w:val="20"/>
+        </w:rPr>
+      </w:pPr>
     </w:p>
     <w:p>
       <w:pPr>
         <w:pStyle w:val="NormalWeb"/>
-        <w:numPr>
-          <w:ilvl w:val="0"/>
-          <w:numId w:val="2"/>
-        </w:numPr>
-        <w:spacing w:line="360" w:lineRule="auto"/>
-        <w:rPr>
-          <w:rFonts w:ascii="Arial" w:hAnsi="Arial" w:cs="Arial"/>
-          <w:color w:val="000000" w:themeColor="text1"/>
-          <w:sz w:val="20"/>
-          <w:szCs w:val="20"/>
-        </w:rPr>
-      </w:pPr>
-      <w:r>
-        <w:rPr>
-          <w:rFonts w:ascii="Arial" w:hAnsi="Arial" w:cs="Arial"/>
-          <w:color w:val="000000" w:themeColor="text1"/>
-          <w:sz w:val="20"/>
-          <w:szCs w:val="20"/>
-        </w:rPr>
-        <w:t>-  Qubit dsDNA BR Assay Kit (</w:t>
-      </w:r>
-      <w:proofErr w:type="spellStart"/>
-      <w:r>
-        <w:rPr>
-          <w:rFonts w:ascii="Arial" w:hAnsi="Arial" w:cs="Arial"/>
-          <w:color w:val="000000" w:themeColor="text1"/>
-          <w:sz w:val="20"/>
-          <w:szCs w:val="20"/>
-        </w:rPr>
-        <w:t>ThermoFisher</w:t>
-      </w:r>
-      <w:proofErr w:type="spellEnd"/>
-      <w:r>
-        <w:rPr>
-          <w:rFonts w:ascii="Arial" w:hAnsi="Arial" w:cs="Arial"/>
-          <w:color w:val="000000" w:themeColor="text1"/>
-          <w:sz w:val="20"/>
-          <w:szCs w:val="20"/>
-        </w:rPr>
-        <w:t xml:space="preserve"> Q33266) </w:t>
-      </w:r>
+        <w:spacing w:line="360" w:lineRule="auto"/>
+        <w:rPr>
+          <w:rFonts w:ascii="Arial" w:hAnsi="Arial" w:cs="Arial"/>
+          <w:color w:val="000000" w:themeColor="text1"/>
+          <w:sz w:val="20"/>
+          <w:szCs w:val="20"/>
+        </w:rPr>
+      </w:pPr>
     </w:p>
     <w:p>
       <w:pPr>
         <w:pStyle w:val="NormalWeb"/>
-        <w:numPr>
-          <w:ilvl w:val="0"/>
-          <w:numId w:val="2"/>
-        </w:numPr>
-        <w:spacing w:line="360" w:lineRule="auto"/>
-        <w:rPr>
-          <w:rFonts w:ascii="Arial" w:hAnsi="Arial" w:cs="Arial"/>
-          <w:color w:val="000000" w:themeColor="text1"/>
-          <w:sz w:val="20"/>
-          <w:szCs w:val="20"/>
-        </w:rPr>
-      </w:pPr>
-      <w:r>
-        <w:rPr>
-          <w:rFonts w:ascii="Arial" w:hAnsi="Arial" w:cs="Arial"/>
-          <w:color w:val="000000" w:themeColor="text1"/>
-          <w:sz w:val="20"/>
-          <w:szCs w:val="20"/>
-        </w:rPr>
-        <w:t xml:space="preserve">-  5 M NaCl </w:t>
-      </w:r>
+        <w:spacing w:line="360" w:lineRule="auto"/>
+        <w:rPr>
+          <w:rFonts w:ascii="Arial" w:hAnsi="Arial" w:cs="Arial"/>
+          <w:color w:val="000000" w:themeColor="text1"/>
+          <w:sz w:val="20"/>
+          <w:szCs w:val="20"/>
+        </w:rPr>
+      </w:pPr>
     </w:p>
     <w:p>
       <w:pPr>
         <w:pStyle w:val="NormalWeb"/>
-        <w:numPr>
-          <w:ilvl w:val="0"/>
-          <w:numId w:val="2"/>
-        </w:numPr>
-        <w:spacing w:line="360" w:lineRule="auto"/>
-        <w:rPr>
-          <w:rFonts w:ascii="Arial" w:hAnsi="Arial" w:cs="Arial"/>
-          <w:color w:val="000000" w:themeColor="text1"/>
-          <w:sz w:val="20"/>
-          <w:szCs w:val="20"/>
-        </w:rPr>
-      </w:pPr>
-      <w:r>
-        <w:rPr>
-          <w:rFonts w:ascii="Arial" w:hAnsi="Arial" w:cs="Arial"/>
-          <w:color w:val="000000" w:themeColor="text1"/>
-          <w:sz w:val="20"/>
-          <w:szCs w:val="20"/>
-        </w:rPr>
-        <w:t xml:space="preserve">- </w:t>
-      </w:r>
-      <w:r>
-        <w:rPr>
-          <w:rFonts w:ascii="Arial" w:hAnsi="Arial" w:cs="Arial"/>
-          <w:color w:val="000000" w:themeColor="text1"/>
-          <w:sz w:val="20"/>
-          <w:szCs w:val="20"/>
-        </w:rPr>
-        <w:t xml:space="preserve"> </w:t>
-      </w:r>
-      <w:r>
-        <w:rPr>
-          <w:rFonts w:ascii="Arial" w:hAnsi="Arial" w:cs="Arial"/>
-          <w:color w:val="000000" w:themeColor="text1"/>
-          <w:sz w:val="20"/>
-          <w:szCs w:val="20"/>
-        </w:rPr>
-        <w:t>NEB Monarch HMW DNA extraction kit for cells and blood (</w:t>
-      </w:r>
-      <w:r>
-        <w:rPr>
-          <w:rFonts w:ascii="Arial" w:hAnsi="Arial" w:cs="Arial"/>
-          <w:color w:val="000000" w:themeColor="text1"/>
-          <w:sz w:val="20"/>
-          <w:szCs w:val="20"/>
-        </w:rPr>
-        <w:t>NEB # T3050L</w:t>
-      </w:r>
-      <w:r>
-        <w:rPr>
-          <w:rFonts w:ascii="Arial" w:hAnsi="Arial" w:cs="Arial"/>
-          <w:color w:val="000000" w:themeColor="text1"/>
-          <w:sz w:val="20"/>
-          <w:szCs w:val="20"/>
-        </w:rPr>
-        <w:t>)</w:t>
-      </w:r>
+        <w:spacing w:line="360" w:lineRule="auto"/>
+        <w:rPr>
+          <w:rFonts w:ascii="Arial" w:hAnsi="Arial" w:cs="Arial"/>
+          <w:color w:val="000000" w:themeColor="text1"/>
+          <w:sz w:val="20"/>
+          <w:szCs w:val="20"/>
+        </w:rPr>
+      </w:pPr>
     </w:p>
     <w:p>
       <w:pPr>
         <w:pStyle w:val="NormalWeb"/>
-        <w:numPr>
-          <w:ilvl w:val="0"/>
-          <w:numId w:val="2"/>
-        </w:numPr>
-        <w:spacing w:line="360" w:lineRule="auto"/>
-        <w:rPr>
-          <w:rFonts w:ascii="Arial" w:hAnsi="Arial" w:cs="Arial"/>
-          <w:color w:val="000000" w:themeColor="text1"/>
-          <w:sz w:val="20"/>
-          <w:szCs w:val="20"/>
-        </w:rPr>
-      </w:pPr>
-      <w:r>
-        <w:rPr>
-          <w:rFonts w:ascii="Arial" w:hAnsi="Arial" w:cs="Arial"/>
-          <w:color w:val="000000" w:themeColor="text1"/>
-          <w:sz w:val="20"/>
-          <w:szCs w:val="20"/>
-        </w:rPr>
-        <w:t xml:space="preserve">For R10 chemistry runs: ONT LSK 114 + NA expansion + Sequencing </w:t>
-      </w:r>
-      <w:proofErr w:type="spellStart"/>
-      <w:r>
-        <w:rPr>
-          <w:rFonts w:ascii="Arial" w:hAnsi="Arial" w:cs="Arial"/>
-          <w:color w:val="000000" w:themeColor="text1"/>
-          <w:sz w:val="20"/>
-          <w:szCs w:val="20"/>
-        </w:rPr>
-        <w:t>Auxillary</w:t>
-      </w:r>
-      <w:proofErr w:type="spellEnd"/>
-      <w:r>
-        <w:rPr>
-          <w:rFonts w:ascii="Arial" w:hAnsi="Arial" w:cs="Arial"/>
-          <w:color w:val="000000" w:themeColor="text1"/>
-          <w:sz w:val="20"/>
-          <w:szCs w:val="20"/>
-        </w:rPr>
-        <w:t xml:space="preserve"> Vials V14</w:t>
-      </w:r>
+        <w:spacing w:line="360" w:lineRule="auto"/>
+        <w:rPr>
+          <w:rFonts w:ascii="Arial" w:hAnsi="Arial" w:cs="Arial"/>
+          <w:color w:val="000000" w:themeColor="text1"/>
+          <w:sz w:val="20"/>
+          <w:szCs w:val="20"/>
+        </w:rPr>
+      </w:pPr>
     </w:p>
     <w:p>
       <w:pPr>
         <w:pStyle w:val="NormalWeb"/>
-        <w:numPr>
-          <w:ilvl w:val="0"/>
-          <w:numId w:val="2"/>
-        </w:numPr>
-        <w:spacing w:line="360" w:lineRule="auto"/>
-        <w:rPr>
-          <w:rFonts w:ascii="Arial" w:hAnsi="Arial" w:cs="Arial"/>
-          <w:color w:val="000000" w:themeColor="text1"/>
-          <w:sz w:val="20"/>
-          <w:szCs w:val="20"/>
-        </w:rPr>
-      </w:pPr>
-      <w:r>
-        <w:rPr>
-          <w:rFonts w:ascii="Arial" w:hAnsi="Arial" w:cs="Arial"/>
-          <w:color w:val="000000" w:themeColor="text1"/>
-          <w:sz w:val="20"/>
-          <w:szCs w:val="20"/>
-        </w:rPr>
-        <w:t xml:space="preserve">R10 </w:t>
-      </w:r>
-      <w:proofErr w:type="spellStart"/>
-      <w:r>
-        <w:rPr>
-          <w:rFonts w:ascii="Arial" w:hAnsi="Arial" w:cs="Arial"/>
-          <w:color w:val="000000" w:themeColor="text1"/>
-          <w:sz w:val="20"/>
-          <w:szCs w:val="20"/>
-        </w:rPr>
-        <w:t>MinION</w:t>
-      </w:r>
-      <w:proofErr w:type="spellEnd"/>
-      <w:r>
-        <w:rPr>
-          <w:rFonts w:ascii="Arial" w:hAnsi="Arial" w:cs="Arial"/>
-          <w:color w:val="000000" w:themeColor="text1"/>
-          <w:sz w:val="20"/>
-          <w:szCs w:val="20"/>
-        </w:rPr>
-        <w:t xml:space="preserve"> or </w:t>
-      </w:r>
-      <w:proofErr w:type="spellStart"/>
-      <w:r>
-        <w:rPr>
-          <w:rFonts w:ascii="Arial" w:hAnsi="Arial" w:cs="Arial"/>
-          <w:color w:val="000000" w:themeColor="text1"/>
-          <w:sz w:val="20"/>
-          <w:szCs w:val="20"/>
-        </w:rPr>
-        <w:t>PromethION</w:t>
-      </w:r>
-      <w:proofErr w:type="spellEnd"/>
-      <w:r>
-        <w:rPr>
-          <w:rFonts w:ascii="Arial" w:hAnsi="Arial" w:cs="Arial"/>
-          <w:color w:val="000000" w:themeColor="text1"/>
-          <w:sz w:val="20"/>
-          <w:szCs w:val="20"/>
-        </w:rPr>
-        <w:t xml:space="preserve"> flow cells</w:t>
-      </w:r>
+        <w:spacing w:line="360" w:lineRule="auto"/>
+        <w:rPr>
+          <w:rFonts w:ascii="Arial" w:hAnsi="Arial" w:cs="Arial"/>
+          <w:color w:val="000000" w:themeColor="text1"/>
+          <w:sz w:val="20"/>
+          <w:szCs w:val="20"/>
+        </w:rPr>
+      </w:pPr>
     </w:p>
     <w:p>
       <w:pPr>
@@ -1034,98 +1222,13 @@
           <w:szCs w:val="20"/>
         </w:rPr>
       </w:pPr>
-    </w:p>
-    <w:p>
-      <w:pPr>
-        <w:pStyle w:val="NormalWeb"/>
-        <w:spacing w:line="360" w:lineRule="auto"/>
-        <w:rPr>
-          <w:rFonts w:ascii="Arial" w:hAnsi="Arial" w:cs="Arial"/>
-          <w:color w:val="000000" w:themeColor="text1"/>
-          <w:sz w:val="20"/>
-          <w:szCs w:val="20"/>
-        </w:rPr>
-      </w:pPr>
-    </w:p>
-    <w:p>
-      <w:pPr>
-        <w:pStyle w:val="NormalWeb"/>
-        <w:spacing w:line="360" w:lineRule="auto"/>
-        <w:rPr>
-          <w:rFonts w:ascii="Arial" w:hAnsi="Arial" w:cs="Arial"/>
-          <w:color w:val="000000" w:themeColor="text1"/>
-          <w:sz w:val="20"/>
-          <w:szCs w:val="20"/>
-        </w:rPr>
-      </w:pPr>
-    </w:p>
-    <w:p>
-      <w:pPr>
-        <w:pStyle w:val="NormalWeb"/>
-        <w:spacing w:line="360" w:lineRule="auto"/>
-        <w:rPr>
-          <w:rFonts w:ascii="Arial" w:hAnsi="Arial" w:cs="Arial"/>
-          <w:color w:val="000000" w:themeColor="text1"/>
-          <w:sz w:val="20"/>
-          <w:szCs w:val="20"/>
-        </w:rPr>
-      </w:pPr>
-    </w:p>
-    <w:p>
-      <w:pPr>
-        <w:pStyle w:val="NormalWeb"/>
-        <w:spacing w:line="360" w:lineRule="auto"/>
-        <w:rPr>
-          <w:rFonts w:ascii="Arial" w:hAnsi="Arial" w:cs="Arial"/>
-          <w:color w:val="000000" w:themeColor="text1"/>
-          <w:sz w:val="20"/>
-          <w:szCs w:val="20"/>
-        </w:rPr>
-      </w:pPr>
-    </w:p>
-    <w:p>
-      <w:pPr>
-        <w:pStyle w:val="NormalWeb"/>
-        <w:spacing w:line="360" w:lineRule="auto"/>
-        <w:rPr>
-          <w:rFonts w:ascii="Arial" w:hAnsi="Arial" w:cs="Arial"/>
-          <w:color w:val="000000" w:themeColor="text1"/>
-          <w:sz w:val="20"/>
-          <w:szCs w:val="20"/>
-        </w:rPr>
-      </w:pPr>
-    </w:p>
-    <w:p>
-      <w:pPr>
-        <w:pStyle w:val="NormalWeb"/>
-        <w:spacing w:line="360" w:lineRule="auto"/>
-        <w:rPr>
-          <w:rFonts w:ascii="Arial" w:hAnsi="Arial" w:cs="Arial"/>
-          <w:color w:val="000000" w:themeColor="text1"/>
-          <w:sz w:val="20"/>
-          <w:szCs w:val="20"/>
-        </w:rPr>
-      </w:pPr>
-    </w:p>
-    <w:p>
-      <w:pPr>
-        <w:pStyle w:val="NormalWeb"/>
-        <w:spacing w:line="360" w:lineRule="auto"/>
-        <w:rPr>
-          <w:rFonts w:ascii="Arial" w:hAnsi="Arial" w:cs="Arial"/>
-          <w:color w:val="000000" w:themeColor="text1"/>
-          <w:sz w:val="20"/>
-          <w:szCs w:val="20"/>
-        </w:rPr>
-      </w:pPr>
-      <w:r>
-        <w:rPr>
-          <w:rFonts w:ascii="Arial" w:hAnsi="Arial" w:cs="Arial"/>
-          <w:color w:val="000000" w:themeColor="text1"/>
-          <w:sz w:val="20"/>
-          <w:szCs w:val="20"/>
-        </w:rPr>
-        <w:lastRenderedPageBreak/>
+      <w:r>
+        <w:rPr>
+          <w:rFonts w:ascii="Arial" w:hAnsi="Arial" w:cs="Arial"/>
+          <w:color w:val="000000" w:themeColor="text1"/>
+          <w:sz w:val="20"/>
+          <w:szCs w:val="20"/>
+        </w:rPr>
         <w:t>Canonical Sequence Barcoded Capture Oligos</w:t>
       </w:r>
     </w:p>
@@ -1873,10 +1976,17 @@
         <w:spacing w:line="360" w:lineRule="auto"/>
       </w:pPr>
       <w:r>
+        <w:lastRenderedPageBreak/>
         <w:t>Perform HMW DNA extraction as directed by NEB Monarch HMW DNA kit protocol</w:t>
       </w:r>
       <w:r>
-        <w:t xml:space="preserve">. Use 1800 RPM for proteinase + </w:t>
+        <w:t xml:space="preserve">. Use </w:t>
+      </w:r>
+      <w:r>
+        <w:t>300-1700</w:t>
+      </w:r>
+      <w:r>
+        <w:t xml:space="preserve"> RPM for proteinase + </w:t>
       </w:r>
       <w:proofErr w:type="spellStart"/>
       <w:r>
@@ -1905,52 +2015,13 @@
       </w:r>
       <w:proofErr w:type="spellEnd"/>
       <w:r>
-        <w:t xml:space="preserve"> (60 kb ladder) or pulse field gel electrophoresis. Most DNA should be &gt;&gt; 60 kb </w:t>
-      </w:r>
-    </w:p>
-    <w:p>
-      <w:pPr>
-        <w:spacing w:line="360" w:lineRule="auto"/>
-      </w:pPr>
-    </w:p>
-    <w:p>
-      <w:pPr>
-        <w:spacing w:line="360" w:lineRule="auto"/>
-      </w:pPr>
-    </w:p>
-    <w:p>
-      <w:pPr>
-        <w:spacing w:line="360" w:lineRule="auto"/>
-      </w:pPr>
-    </w:p>
-    <w:p>
-      <w:pPr>
-        <w:spacing w:line="360" w:lineRule="auto"/>
-      </w:pPr>
-    </w:p>
-    <w:p>
-      <w:pPr>
-        <w:pStyle w:val="ListParagraph"/>
-        <w:numPr>
-          <w:ilvl w:val="0"/>
-          <w:numId w:val="4"/>
-        </w:numPr>
-        <w:spacing w:line="360" w:lineRule="auto"/>
-      </w:pPr>
-      <w:r>
-        <w:lastRenderedPageBreak/>
-        <w:t xml:space="preserve">Ligate </w:t>
-      </w:r>
-      <w:r>
-        <w:t xml:space="preserve">telomere capture oligos onto HMW DNA in 100 </w:t>
-      </w:r>
-      <w:proofErr w:type="spellStart"/>
-      <w:r>
-        <w:t>uL</w:t>
-      </w:r>
-      <w:proofErr w:type="spellEnd"/>
-      <w:r>
-        <w:t xml:space="preserve"> reaction</w:t>
+        <w:t xml:space="preserve"> (60 kb ladder) or pulse field gel electrophoresis. </w:t>
+      </w:r>
+      <w:r>
+        <w:t>All</w:t>
+      </w:r>
+      <w:r>
+        <w:t xml:space="preserve"> DNA should be &gt;&gt; 60 kb </w:t>
       </w:r>
     </w:p>
     <w:p>
@@ -1963,47 +2034,38 @@
         <w:spacing w:line="360" w:lineRule="auto"/>
       </w:pPr>
       <w:r>
-        <w:t xml:space="preserve">OPTIONAL: After DNA has been extracted, it is safe to pre-digest the DNA overnight with </w:t>
-      </w:r>
-      <w:proofErr w:type="spellStart"/>
-      <w:r>
-        <w:t>HinfI</w:t>
-      </w:r>
-      <w:proofErr w:type="spellEnd"/>
-      <w:r>
-        <w:t>/</w:t>
-      </w:r>
-      <w:proofErr w:type="spellStart"/>
-      <w:r>
-        <w:t>RsaI</w:t>
-      </w:r>
-      <w:proofErr w:type="spellEnd"/>
-      <w:r>
-        <w:t xml:space="preserve"> in 1X </w:t>
-      </w:r>
-      <w:proofErr w:type="spellStart"/>
-      <w:r>
-        <w:t>rCutSmart</w:t>
-      </w:r>
-      <w:proofErr w:type="spellEnd"/>
-      <w:r>
-        <w:t xml:space="preserve"> buffer and perform an overnight ligation the next day. HOWEVER, because </w:t>
-      </w:r>
-      <w:proofErr w:type="spellStart"/>
-      <w:r>
-        <w:t>HinfI</w:t>
-      </w:r>
-      <w:proofErr w:type="spellEnd"/>
-      <w:r>
-        <w:t>/</w:t>
-      </w:r>
-      <w:proofErr w:type="spellStart"/>
-      <w:r>
-        <w:t>RsaI</w:t>
-      </w:r>
-      <w:proofErr w:type="spellEnd"/>
-      <w:r>
-        <w:t xml:space="preserve"> can cut some ONT barcode sequences, either heat inactivate the digestion reaction at 65C for 15 minutes or perform a Promega bead clean up with a 1.6X bead to sample ratio to prevent barcode loss to restriction digestion. Overnight pre-digestion leads to more complete elimination of genomic DNA and is advised for multiplex runs with 10+ samples.</w:t>
+        <w:rPr>
+          <w:b/>
+          <w:bCs/>
+        </w:rPr>
+        <w:t>NOTE</w:t>
+      </w:r>
+      <w:r>
+        <w:t>: Extracting at the lowest speed (300 RPM) and proceeding immediately to digestion is now standard practice for all our samples as extracting the highest molecular weight DNA possible is necessary for preserving very long telomeres (&gt;&gt;12 kb). If this is not necessary for your samples, 1700 RPM can be used.</w:t>
+      </w:r>
+    </w:p>
+    <w:p>
+      <w:pPr>
+        <w:pStyle w:val="ListParagraph"/>
+        <w:numPr>
+          <w:ilvl w:val="0"/>
+          <w:numId w:val="4"/>
+        </w:numPr>
+        <w:spacing w:line="360" w:lineRule="auto"/>
+      </w:pPr>
+      <w:r>
+        <w:t xml:space="preserve">Ligate </w:t>
+      </w:r>
+      <w:r>
+        <w:t xml:space="preserve">telomere capture oligos onto HMW DNA in 100 </w:t>
+      </w:r>
+      <w:proofErr w:type="spellStart"/>
+      <w:r>
+        <w:t>uL</w:t>
+      </w:r>
+      <w:proofErr w:type="spellEnd"/>
+      <w:r>
+        <w:t xml:space="preserve"> reaction</w:t>
       </w:r>
     </w:p>
     <w:p>
@@ -2016,6 +2078,69 @@
         <w:spacing w:line="360" w:lineRule="auto"/>
       </w:pPr>
       <w:r>
+        <w:rPr>
+          <w:b/>
+          <w:bCs/>
+        </w:rPr>
+        <w:t>NOTE</w:t>
+      </w:r>
+      <w:r>
+        <w:t xml:space="preserve">: After DNA has been extracted, it is safe to pre-digest the DNA overnight with </w:t>
+      </w:r>
+      <w:proofErr w:type="spellStart"/>
+      <w:r>
+        <w:t>HinfI</w:t>
+      </w:r>
+      <w:proofErr w:type="spellEnd"/>
+      <w:r>
+        <w:t>/</w:t>
+      </w:r>
+      <w:proofErr w:type="spellStart"/>
+      <w:r>
+        <w:t>RsaI</w:t>
+      </w:r>
+      <w:proofErr w:type="spellEnd"/>
+      <w:r>
+        <w:t xml:space="preserve"> in 1X </w:t>
+      </w:r>
+      <w:proofErr w:type="spellStart"/>
+      <w:r>
+        <w:t>rCutSmart</w:t>
+      </w:r>
+      <w:proofErr w:type="spellEnd"/>
+      <w:r>
+        <w:t xml:space="preserve"> buffer and perform an overnight ligation the next day. HOWEVER, because </w:t>
+      </w:r>
+      <w:proofErr w:type="spellStart"/>
+      <w:r>
+        <w:t>HinfI</w:t>
+      </w:r>
+      <w:proofErr w:type="spellEnd"/>
+      <w:r>
+        <w:t>/</w:t>
+      </w:r>
+      <w:proofErr w:type="spellStart"/>
+      <w:r>
+        <w:t>RsaI</w:t>
+      </w:r>
+      <w:proofErr w:type="spellEnd"/>
+      <w:r>
+        <w:t xml:space="preserve"> can cut some ONT barcode sequences, either heat inactivate the digestion reaction at 65C for 15 minutes or perform a Promega bead clean up with a 1.6X bead to sample ratio to prevent barcode loss to restriction digestion. Overnight pre-digestion leads to more complete elimination of genomic DNA and is advised for multiplex runs with 10+ samples</w:t>
+      </w:r>
+      <w:r>
+        <w:t xml:space="preserve"> and is now standard practice in our lab.</w:t>
+      </w:r>
+    </w:p>
+    <w:p>
+      <w:pPr>
+        <w:pStyle w:val="ListParagraph"/>
+        <w:numPr>
+          <w:ilvl w:val="1"/>
+          <w:numId w:val="4"/>
+        </w:numPr>
+        <w:spacing w:line="360" w:lineRule="auto"/>
+      </w:pPr>
+      <w:r>
         <w:t xml:space="preserve">OPTIONAL: You can pre-duplex the </w:t>
       </w:r>
       <w:proofErr w:type="spellStart"/>
@@ -2052,6 +2177,9 @@
       </w:r>
       <w:r>
         <w:t xml:space="preserve"> and leads to similar performance.</w:t>
+      </w:r>
+      <w:r>
+        <w:t xml:space="preserve"> This is now standard practice in our lab.</w:t>
       </w:r>
     </w:p>
     <w:tbl>
@@ -2283,6 +2411,7 @@
             </w:pPr>
             <w:proofErr w:type="spellStart"/>
             <w:r>
+              <w:lastRenderedPageBreak/>
               <w:t>rCutsmart</w:t>
             </w:r>
             <w:proofErr w:type="spellEnd"/>
@@ -2453,6 +2582,17 @@
               <w:t>nM</w:t>
             </w:r>
             <w:proofErr w:type="spellEnd"/>
+            <w:r>
+              <w:t xml:space="preserve"> (1 </w:t>
+            </w:r>
+            <w:proofErr w:type="spellStart"/>
+            <w:r>
+              <w:t>uM</w:t>
+            </w:r>
+            <w:proofErr w:type="spellEnd"/>
+            <w:r>
+              <w:t xml:space="preserve"> if pre-duplexing)</w:t>
+            </w:r>
           </w:p>
         </w:tc>
         <w:tc>
@@ -2467,6 +2607,17 @@
             </w:pPr>
             <w:r>
               <w:t>5</w:t>
+            </w:r>
+            <w:r>
+              <w:t xml:space="preserve"> (10 </w:t>
+            </w:r>
+            <w:proofErr w:type="spellStart"/>
+            <w:r>
+              <w:t>uL</w:t>
+            </w:r>
+            <w:proofErr w:type="spellEnd"/>
+            <w:r>
+              <w:t xml:space="preserve"> if pre-duplexed barcodes)</w:t>
             </w:r>
           </w:p>
         </w:tc>
@@ -2598,6 +2749,49 @@
       <w:r>
         <w:t xml:space="preserve"> mins. </w:t>
       </w:r>
+      <w:r>
+        <w:t xml:space="preserve">If you have </w:t>
+      </w:r>
+      <w:r>
+        <w:rPr>
+          <w:b/>
+          <w:bCs/>
+        </w:rPr>
+        <w:t>pre-digested</w:t>
+      </w:r>
+      <w:r>
+        <w:t xml:space="preserve"> your samples </w:t>
+      </w:r>
+      <w:r>
+        <w:rPr>
+          <w:b/>
+          <w:bCs/>
+        </w:rPr>
+        <w:t>skip immediately to step 9</w:t>
+      </w:r>
+      <w:r>
+        <w:t xml:space="preserve">. If you have </w:t>
+      </w:r>
+      <w:r>
+        <w:rPr>
+          <w:b/>
+          <w:bCs/>
+        </w:rPr>
+        <w:t>pre-digested AND pre-duplex barcoded</w:t>
+      </w:r>
+      <w:r>
+        <w:t xml:space="preserve"> your samples, </w:t>
+      </w:r>
+      <w:r>
+        <w:rPr>
+          <w:b/>
+          <w:bCs/>
+        </w:rPr>
+        <w:t>skip immediately to step 24</w:t>
+      </w:r>
+      <w:r>
+        <w:t>.</w:t>
+      </w:r>
     </w:p>
     <w:p>
       <w:pPr>
@@ -2609,7 +2803,6 @@
         <w:spacing w:line="360" w:lineRule="auto"/>
       </w:pPr>
       <w:r>
-        <w:lastRenderedPageBreak/>
         <w:t xml:space="preserve">Add 5 </w:t>
       </w:r>
       <w:proofErr w:type="spellStart"/>
@@ -2698,18 +2891,7 @@
       </w:r>
       <w:proofErr w:type="spellEnd"/>
       <w:r>
-        <w:t xml:space="preserve">). Due to the cost of using the </w:t>
-      </w:r>
-      <w:proofErr w:type="spellStart"/>
-      <w:r>
-        <w:t>Klenow</w:t>
-      </w:r>
-      <w:proofErr w:type="spellEnd"/>
-      <w:r>
-        <w:t>-Exo at scale, we have found that using multiple frequent cutters still allows for up to 12-sample multiplexing with good pore occupancy and throughput. If you do opt for a single blunt cutter, it is necessary to perform</w:t>
-      </w:r>
-      <w:r>
-        <w:t xml:space="preserve"> 3’ </w:t>
+        <w:t xml:space="preserve">). Due to the cost of using the Klenow-Exo at scale, we have found that using multiple frequent cutters still allows for up to 12-sample multiplexing with good pore occupancy and throughput. If you do opt for a single blunt cutter, it is necessary to perform 3’ </w:t>
       </w:r>
       <w:proofErr w:type="spellStart"/>
       <w:r>
@@ -2725,21 +2907,13 @@
       </w:r>
       <w:proofErr w:type="spellEnd"/>
       <w:r>
-        <w:t xml:space="preserve"> reaction</w:t>
-      </w:r>
-      <w:r>
-        <w:t xml:space="preserve"> </w:t>
-      </w:r>
-      <w:proofErr w:type="gramStart"/>
-      <w:r>
-        <w:t>in order to</w:t>
-      </w:r>
-      <w:proofErr w:type="gramEnd"/>
-      <w:r>
-        <w:t xml:space="preserve"> preserve telomere enrichment</w:t>
-      </w:r>
-      <w:r>
-        <w:t>:</w:t>
+        <w:t xml:space="preserve"> reaction </w:t>
+      </w:r>
+      <w:r>
+        <w:t>to</w:t>
+      </w:r>
+      <w:r>
+        <w:t xml:space="preserve"> preserve telomere enrichment:</w:t>
       </w:r>
     </w:p>
     <w:tbl>
@@ -2873,10 +3047,7 @@
               <w:ind w:left="0"/>
             </w:pPr>
             <w:r>
-              <w:t>1</w:t>
-            </w:r>
-            <w:r>
-              <w:t>05</w:t>
+              <w:t>105</w:t>
             </w:r>
           </w:p>
         </w:tc>
@@ -3024,15 +3195,7 @@
               <w:ind w:left="0"/>
             </w:pPr>
             <w:r>
-              <w:t xml:space="preserve">NEB </w:t>
-            </w:r>
-            <w:proofErr w:type="spellStart"/>
-            <w:r>
-              <w:t>Klenow</w:t>
-            </w:r>
-            <w:proofErr w:type="spellEnd"/>
-            <w:r>
-              <w:t xml:space="preserve"> Exo-</w:t>
+              <w:t>NEB Klenow Exo-</w:t>
             </w:r>
           </w:p>
         </w:tc>
@@ -3189,6 +3352,7 @@
         <w:spacing w:line="360" w:lineRule="auto"/>
       </w:pPr>
       <w:r>
+        <w:lastRenderedPageBreak/>
         <w:t>Incubate on a rotating mixer for 5-10 mins at room temperature</w:t>
       </w:r>
     </w:p>
@@ -3277,6 +3441,33 @@
       </w:pPr>
       <w:r>
         <w:t>Aspirate any remaining EtOH / Wash Buffer from tube while on magnet</w:t>
+      </w:r>
+    </w:p>
+    <w:p>
+      <w:pPr>
+        <w:pStyle w:val="ListParagraph"/>
+        <w:numPr>
+          <w:ilvl w:val="0"/>
+          <w:numId w:val="4"/>
+        </w:numPr>
+        <w:spacing w:line="360" w:lineRule="auto"/>
+      </w:pPr>
+      <w:r>
+        <w:t>Resuspend pellet in 9</w:t>
+      </w:r>
+      <w:r>
+        <w:t>4</w:t>
+      </w:r>
+      <w:r>
+        <w:t xml:space="preserve"> </w:t>
+      </w:r>
+      <w:proofErr w:type="spellStart"/>
+      <w:r>
+        <w:t>uL</w:t>
+      </w:r>
+      <w:proofErr w:type="spellEnd"/>
+      <w:r>
+        <w:t xml:space="preserve"> of nuclease free H2O / low TE / Promega elution buffer</w:t>
       </w:r>
     </w:p>
     <w:p>
@@ -3293,98 +3484,6 @@
           <w:b/>
           <w:bCs/>
         </w:rPr>
-        <w:t xml:space="preserve">IF </w:t>
-      </w:r>
-      <w:proofErr w:type="gramStart"/>
-      <w:r>
-        <w:rPr>
-          <w:b/>
-          <w:bCs/>
-        </w:rPr>
-        <w:t>YOU</w:t>
-      </w:r>
-      <w:proofErr w:type="gramEnd"/>
-      <w:r>
-        <w:rPr>
-          <w:b/>
-          <w:bCs/>
-        </w:rPr>
-        <w:t xml:space="preserve"> PRE-DUPLEXED: SKIP THE FOLLOWING STEPS, elute in 32 </w:t>
-      </w:r>
-      <w:proofErr w:type="spellStart"/>
-      <w:r>
-        <w:rPr>
-          <w:b/>
-          <w:bCs/>
-        </w:rPr>
-        <w:t>uL</w:t>
-      </w:r>
-      <w:proofErr w:type="spellEnd"/>
-      <w:r>
-        <w:rPr>
-          <w:b/>
-          <w:bCs/>
-        </w:rPr>
-        <w:t xml:space="preserve"> of nuclease free H2O / low TE / Promega elution buffer and proceed directly to </w:t>
-      </w:r>
-      <w:r>
-        <w:rPr>
-          <w:b/>
-          <w:bCs/>
-          <w:u w:val="single"/>
-        </w:rPr>
-        <w:t>step 35</w:t>
-      </w:r>
-      <w:r>
-        <w:rPr>
-          <w:b/>
-          <w:bCs/>
-        </w:rPr>
-        <w:t>.</w:t>
-      </w:r>
-    </w:p>
-    <w:p>
-      <w:pPr>
-        <w:pStyle w:val="ListParagraph"/>
-        <w:numPr>
-          <w:ilvl w:val="0"/>
-          <w:numId w:val="4"/>
-        </w:numPr>
-        <w:spacing w:line="360" w:lineRule="auto"/>
-      </w:pPr>
-      <w:r>
-        <w:t>Resuspend pellet in 9</w:t>
-      </w:r>
-      <w:r>
-        <w:t>4</w:t>
-      </w:r>
-      <w:r>
-        <w:t xml:space="preserve"> </w:t>
-      </w:r>
-      <w:proofErr w:type="spellStart"/>
-      <w:r>
-        <w:t>uL</w:t>
-      </w:r>
-      <w:proofErr w:type="spellEnd"/>
-      <w:r>
-        <w:t xml:space="preserve"> of nuclease free H2O / low TE / Promega elution buffer</w:t>
-      </w:r>
-    </w:p>
-    <w:p>
-      <w:pPr>
-        <w:pStyle w:val="ListParagraph"/>
-        <w:numPr>
-          <w:ilvl w:val="1"/>
-          <w:numId w:val="4"/>
-        </w:numPr>
-        <w:spacing w:line="360" w:lineRule="auto"/>
-      </w:pPr>
-      <w:r>
-        <w:rPr>
-          <w:b/>
-          <w:bCs/>
-        </w:rPr>
-        <w:lastRenderedPageBreak/>
         <w:t>If multiplexing</w:t>
       </w:r>
       <w:r>
@@ -3871,6 +3970,7 @@
         <w:spacing w:line="360" w:lineRule="auto"/>
       </w:pPr>
       <w:r>
+        <w:lastRenderedPageBreak/>
         <w:t xml:space="preserve">Add 200 </w:t>
       </w:r>
       <w:r>
@@ -3982,7 +4082,6 @@
         <w:spacing w:line="360" w:lineRule="auto"/>
       </w:pPr>
       <w:r>
-        <w:lastRenderedPageBreak/>
         <w:t>Incubate @ 37 C x 1</w:t>
       </w:r>
       <w:r>
@@ -4046,7 +4145,7 @@
         <w:t xml:space="preserve">After quantification, pool approximately equimolar amounts of DNA from each barcoded sample into the same tube for a total of </w:t>
       </w:r>
       <w:r>
-        <w:t>2</w:t>
+        <w:t>4</w:t>
       </w:r>
       <w:r>
         <w:t xml:space="preserve"> </w:t>
@@ -4071,7 +4170,15 @@
       </w:r>
       <w:proofErr w:type="gramEnd"/>
       <w:r>
-        <w:t xml:space="preserve"> the samples are more or less the same number of </w:t>
+        <w:t xml:space="preserve"> the samples are </w:t>
+      </w:r>
+      <w:proofErr w:type="gramStart"/>
+      <w:r>
+        <w:t>more or less the</w:t>
+      </w:r>
+      <w:proofErr w:type="gramEnd"/>
+      <w:r>
+        <w:t xml:space="preserve"> same number of </w:t>
       </w:r>
       <w:proofErr w:type="spellStart"/>
       <w:r>
@@ -4109,7 +4216,19 @@
       </w:r>
       <w:proofErr w:type="gramEnd"/>
       <w:r>
-        <w:t xml:space="preserve"> will be required as a large number of reads in telomere capture libraries are “unclassified”, meaning there is no detected barcode in the read; nevertheless, there are certainly telomere reads in the unclassified majority. In single-plex runs, unclassified telomere lengths can be pooled with the barcoded measurements but in multiplex runs it is currently impossible to know the sample of origin. </w:t>
+        <w:t xml:space="preserve"> will be required as </w:t>
+      </w:r>
+      <w:proofErr w:type="gramStart"/>
+      <w:r>
+        <w:t>a large number of</w:t>
+      </w:r>
+      <w:proofErr w:type="gramEnd"/>
+      <w:r>
+        <w:t xml:space="preserve"> reads in telomere capture libraries are “unclassified”, meaning there is no detected barcode in the read; nevertheless, there are certainly telomere reads in the unclassified majority. In single-plex runs, unclassified telomere lengths can be pooled with the barcoded </w:t>
+      </w:r>
+      <w:r>
+        <w:lastRenderedPageBreak/>
+        <w:t xml:space="preserve">measurements but in multiplex runs it is currently impossible to know the sample of origin. </w:t>
       </w:r>
     </w:p>
     <w:p>
@@ -4142,21 +4261,6 @@
     </w:p>
     <w:p>
       <w:pPr>
-        <w:spacing w:line="360" w:lineRule="auto"/>
-      </w:pPr>
-    </w:p>
-    <w:p>
-      <w:pPr>
-        <w:spacing w:line="360" w:lineRule="auto"/>
-      </w:pPr>
-    </w:p>
-    <w:p>
-      <w:pPr>
-        <w:spacing w:line="360" w:lineRule="auto"/>
-      </w:pPr>
-    </w:p>
-    <w:p>
-      <w:pPr>
         <w:pStyle w:val="ListParagraph"/>
         <w:numPr>
           <w:ilvl w:val="0"/>
@@ -4166,6 +4270,28 @@
       </w:pPr>
       <w:r>
         <w:t>Perform sequencing adapter ligation with the following reaction</w:t>
+      </w:r>
+    </w:p>
+    <w:p>
+      <w:pPr>
+        <w:pStyle w:val="ListParagraph"/>
+        <w:numPr>
+          <w:ilvl w:val="1"/>
+          <w:numId w:val="4"/>
+        </w:numPr>
+        <w:spacing w:line="360" w:lineRule="auto"/>
+      </w:pPr>
+      <w:r>
+        <w:t>Note: You can also use</w:t>
+      </w:r>
+      <w:r>
+        <w:t xml:space="preserve"> ONT</w:t>
+      </w:r>
+      <w:r>
+        <w:t xml:space="preserve"> </w:t>
+      </w:r>
+      <w:r>
+        <w:t>LNB in lieu of NEB quick ligation buffer, it comes at 4X stock concentration so adjust volumes accordingly.</w:t>
       </w:r>
     </w:p>
     <w:tbl>
@@ -4655,6 +4781,7 @@
         <w:spacing w:line="360" w:lineRule="auto"/>
       </w:pPr>
       <w:r>
+        <w:lastRenderedPageBreak/>
         <w:t>Aspirate any remaining LFB from the tube while on magnet</w:t>
       </w:r>
     </w:p>
@@ -4746,16 +4873,6 @@
     </w:p>
     <w:p>
       <w:pPr>
-        <w:spacing w:line="360" w:lineRule="auto"/>
-      </w:pPr>
-    </w:p>
-    <w:p>
-      <w:pPr>
-        <w:spacing w:line="360" w:lineRule="auto"/>
-      </w:pPr>
-    </w:p>
-    <w:p>
-      <w:pPr>
         <w:pStyle w:val="ListParagraph"/>
         <w:numPr>
           <w:ilvl w:val="0"/>
@@ -4764,7 +4881,6 @@
         <w:spacing w:line="360" w:lineRule="auto"/>
       </w:pPr>
       <w:r>
-        <w:lastRenderedPageBreak/>
         <w:t xml:space="preserve">Load </w:t>
       </w:r>
       <w:r>
@@ -4898,13 +5014,6 @@
     </w:p>
     <w:p>
       <w:pPr>
-        <w:pStyle w:val="ListParagraph"/>
-        <w:spacing w:line="360" w:lineRule="auto"/>
-        <w:ind w:left="2160"/>
-      </w:pPr>
-    </w:p>
-    <w:p>
-      <w:pPr>
         <w:spacing w:line="360" w:lineRule="auto"/>
         <w:rPr>
           <w:i/>
@@ -4995,6 +5104,7 @@
         <w:spacing w:line="360" w:lineRule="auto"/>
       </w:pPr>
       <w:r>
+        <w:lastRenderedPageBreak/>
         <w:t xml:space="preserve">To prepare the flow cell priming mix, add 30 </w:t>
       </w:r>
       <w:proofErr w:type="spellStart"/>
@@ -5035,15 +5145,7 @@
       </w:r>
       <w:proofErr w:type="spellEnd"/>
       <w:r>
-        <w:t xml:space="preserve"> of thawed and mixed Flow Cell Flush (FCF</w:t>
-      </w:r>
-      <w:proofErr w:type="gramStart"/>
-      <w:r>
-        <w:t>), and</w:t>
-      </w:r>
-      <w:proofErr w:type="gramEnd"/>
-      <w:r>
-        <w:t xml:space="preserve"> mix by </w:t>
+        <w:t xml:space="preserve"> of thawed and mixed Flow Cell Flush (FCF), and mix by </w:t>
       </w:r>
       <w:proofErr w:type="spellStart"/>
       <w:r>
@@ -5540,6 +5642,7 @@
         <w:spacing w:line="360" w:lineRule="auto"/>
       </w:pPr>
       <w:r>
+        <w:lastRenderedPageBreak/>
         <w:t xml:space="preserve">To prepare the flow cell priming mix, add 30 </w:t>
       </w:r>
       <w:proofErr w:type="spellStart"/>
@@ -5622,11 +5725,6 @@
     </w:p>
     <w:p>
       <w:pPr>
-        <w:spacing w:line="360" w:lineRule="auto"/>
-      </w:pPr>
-    </w:p>
-    <w:p>
-      <w:pPr>
         <w:pStyle w:val="ListParagraph"/>
         <w:numPr>
           <w:ilvl w:val="0"/>
@@ -5635,7 +5733,6 @@
         <w:spacing w:line="360" w:lineRule="auto"/>
       </w:pPr>
       <w:r>
-        <w:lastRenderedPageBreak/>
         <w:t xml:space="preserve">During the incubation, prepare the library for loading: </w:t>
       </w:r>
     </w:p>
@@ -5801,11 +5898,6 @@
     <w:p>
       <w:pPr>
         <w:spacing w:line="360" w:lineRule="auto"/>
-      </w:pPr>
-    </w:p>
-    <w:p>
-      <w:pPr>
-        <w:spacing w:line="360" w:lineRule="auto"/>
         <w:rPr>
           <w:rFonts w:ascii="Arial" w:hAnsi="Arial" w:cs="Arial"/>
           <w:color w:val="000000" w:themeColor="text1"/>
@@ -6012,7 +6104,7 @@
 </file>
 
 <file path=word/numbering.xml><?xml version="1.0" encoding="utf-8"?>
-<w:numbering xmlns:wpc="http://schemas.microsoft.com/office/word/2010/wordprocessingCanvas" xmlns:cx="http://schemas.microsoft.com/office/drawing/2014/chartex" xmlns:cx1="http://schemas.microsoft.com/office/drawing/2015/9/8/chartex" xmlns:cx2="http://schemas.microsoft.com/office/drawing/2015/10/21/chartex" xmlns:cx3="http://schemas.microsoft.com/office/drawing/2016/5/9/chartex" xmlns:cx4="http://schemas.microsoft.com/office/drawing/2016/5/10/chartex" xmlns:cx5="http://schemas.microsoft.com/office/drawing/2016/5/11/chartex" xmlns:cx6="http://schemas.microsoft.com/office/drawing/2016/5/12/chartex" xmlns:cx7="http://schemas.microsoft.com/office/drawing/2016/5/13/chartex" xmlns:cx8="http://schemas.microsoft.com/office/drawing/2016/5/14/chartex" xmlns:mc="http://schemas.openxmlformats.org/markup-compatibility/2006" xmlns:aink="http://schemas.microsoft.com/office/drawing/2016/ink" xmlns:am3d="http://schemas.microsoft.com/office/drawing/2017/model3d" xmlns:o="urn:schemas-microsoft-com:office:office" xmlns:oel="http://schemas.microsoft.com/office/2019/extlst" xmlns:r="http://schemas.openxmlformats.org/officeDocument/2006/relationships" xmlns:m="http://schemas.openxmlformats.org/officeDocument/2006/math" xmlns:v="urn:schemas-microsoft-com:vml" xmlns:wp14="http://schemas.microsoft.com/office/word/2010/wordprocessingDrawing" xmlns:wp="http://schemas.openxmlformats.org/drawingml/2006/wordprocessingDrawing" xmlns:w10="urn:schemas-microsoft-com:office:word" xmlns:w="http://schemas.openxmlformats.org/wordprocessingml/2006/main" xmlns:w14="http://schemas.microsoft.com/office/word/2010/wordml" xmlns:w15="http://schemas.microsoft.com/office/word/2012/wordml" xmlns:w16cex="http://schemas.microsoft.com/office/word/2018/wordml/cex" xmlns:w16cid="http://schemas.microsoft.com/office/word/2016/wordml/cid" xmlns:w16="http://schemas.microsoft.com/office/word/2018/wordml" xmlns:w16du="http://schemas.microsoft.com/office/word/2023/wordml/word16du" xmlns:w16sdtdh="http://schemas.microsoft.com/office/word/2020/wordml/sdtdatahash" xmlns:w16se="http://schemas.microsoft.com/office/word/2015/wordml/symex" xmlns:wpg="http://schemas.microsoft.com/office/word/2010/wordprocessingGroup" xmlns:wpi="http://schemas.microsoft.com/office/word/2010/wordprocessingInk" xmlns:wne="http://schemas.microsoft.com/office/word/2006/wordml" xmlns:wps="http://schemas.microsoft.com/office/word/2010/wordprocessingShape" mc:Ignorable="w14 w15 w16se w16cid w16 w16cex w16sdtdh w16du wp14">
+<w:numbering xmlns:wpc="http://schemas.microsoft.com/office/word/2010/wordprocessingCanvas" xmlns:cx="http://schemas.microsoft.com/office/drawing/2014/chartex" xmlns:cx1="http://schemas.microsoft.com/office/drawing/2015/9/8/chartex" xmlns:cx2="http://schemas.microsoft.com/office/drawing/2015/10/21/chartex" xmlns:cx3="http://schemas.microsoft.com/office/drawing/2016/5/9/chartex" xmlns:cx4="http://schemas.microsoft.com/office/drawing/2016/5/10/chartex" xmlns:cx5="http://schemas.microsoft.com/office/drawing/2016/5/11/chartex" xmlns:cx6="http://schemas.microsoft.com/office/drawing/2016/5/12/chartex" xmlns:cx7="http://schemas.microsoft.com/office/drawing/2016/5/13/chartex" xmlns:cx8="http://schemas.microsoft.com/office/drawing/2016/5/14/chartex" xmlns:mc="http://schemas.openxmlformats.org/markup-compatibility/2006" xmlns:aink="http://schemas.microsoft.com/office/drawing/2016/ink" xmlns:am3d="http://schemas.microsoft.com/office/drawing/2017/model3d" xmlns:o="urn:schemas-microsoft-com:office:office" xmlns:oel="http://schemas.microsoft.com/office/2019/extlst" xmlns:r="http://schemas.openxmlformats.org/officeDocument/2006/relationships" xmlns:m="http://schemas.openxmlformats.org/officeDocument/2006/math" xmlns:v="urn:schemas-microsoft-com:vml" xmlns:wp14="http://schemas.microsoft.com/office/word/2010/wordprocessingDrawing" xmlns:wp="http://schemas.openxmlformats.org/drawingml/2006/wordprocessingDrawing" xmlns:w10="urn:schemas-microsoft-com:office:word" xmlns:w="http://schemas.openxmlformats.org/wordprocessingml/2006/main" xmlns:w14="http://schemas.microsoft.com/office/word/2010/wordml" xmlns:w15="http://schemas.microsoft.com/office/word/2012/wordml" xmlns:w16cex="http://schemas.microsoft.com/office/word/2018/wordml/cex" xmlns:w16cid="http://schemas.microsoft.com/office/word/2016/wordml/cid" xmlns:w16="http://schemas.microsoft.com/office/word/2018/wordml" xmlns:w16du="http://schemas.microsoft.com/office/word/2023/wordml/word16du" xmlns:w16sdtdh="http://schemas.microsoft.com/office/word/2020/wordml/sdtdatahash" xmlns:w16sdtfl="http://schemas.microsoft.com/office/word/2024/wordml/sdtformatlock" xmlns:w16se="http://schemas.microsoft.com/office/word/2015/wordml/symex" xmlns:wpg="http://schemas.microsoft.com/office/word/2010/wordprocessingGroup" xmlns:wpi="http://schemas.microsoft.com/office/word/2010/wordprocessingInk" xmlns:wne="http://schemas.microsoft.com/office/word/2006/wordml" xmlns:wps="http://schemas.microsoft.com/office/word/2010/wordprocessingShape" mc:Ignorable="w14 w15 w16se w16cid w16 w16cex w16sdtdh w16sdtfl w16du wp14">
   <w:abstractNum w:abstractNumId="0" w15:restartNumberingAfterBreak="0">
     <w:nsid w:val="04B078EC"/>
     <w:multiLevelType w:val="hybridMultilevel"/>
@@ -7043,7 +7135,7 @@
 </file>
 
 <file path=word/styles.xml><?xml version="1.0" encoding="utf-8"?>
-<w:styles xmlns:mc="http://schemas.openxmlformats.org/markup-compatibility/2006" xmlns:r="http://schemas.openxmlformats.org/officeDocument/2006/relationships" xmlns:w="http://schemas.openxmlformats.org/wordprocessingml/2006/main" xmlns:w14="http://schemas.microsoft.com/office/word/2010/wordml" xmlns:w15="http://schemas.microsoft.com/office/word/2012/wordml" xmlns:w16cex="http://schemas.microsoft.com/office/word/2018/wordml/cex" xmlns:w16cid="http://schemas.microsoft.com/office/word/2016/wordml/cid" xmlns:w16="http://schemas.microsoft.com/office/word/2018/wordml" xmlns:w16du="http://schemas.microsoft.com/office/word/2023/wordml/word16du" xmlns:w16sdtdh="http://schemas.microsoft.com/office/word/2020/wordml/sdtdatahash" xmlns:w16se="http://schemas.microsoft.com/office/word/2015/wordml/symex" mc:Ignorable="w14 w15 w16se w16cid w16 w16cex w16sdtdh w16du">
+<w:styles xmlns:mc="http://schemas.openxmlformats.org/markup-compatibility/2006" xmlns:r="http://schemas.openxmlformats.org/officeDocument/2006/relationships" xmlns:w="http://schemas.openxmlformats.org/wordprocessingml/2006/main" xmlns:w14="http://schemas.microsoft.com/office/word/2010/wordml" xmlns:w15="http://schemas.microsoft.com/office/word/2012/wordml" xmlns:w16cex="http://schemas.microsoft.com/office/word/2018/wordml/cex" xmlns:w16cid="http://schemas.microsoft.com/office/word/2016/wordml/cid" xmlns:w16="http://schemas.microsoft.com/office/word/2018/wordml" xmlns:w16du="http://schemas.microsoft.com/office/word/2023/wordml/word16du" xmlns:w16sdtdh="http://schemas.microsoft.com/office/word/2020/wordml/sdtdatahash" xmlns:w16sdtfl="http://schemas.microsoft.com/office/word/2024/wordml/sdtformatlock" xmlns:w16se="http://schemas.microsoft.com/office/word/2015/wordml/symex" mc:Ignorable="w14 w15 w16se w16cid w16 w16cex w16sdtdh w16sdtfl w16du">
   <w:docDefaults>
     <w:rPrDefault>
       <w:rPr>
@@ -7442,6 +7534,7 @@
   <w:style w:type="character" w:default="1" w:styleId="DefaultParagraphFont">
     <w:name w:val="Default Paragraph Font"/>
     <w:uiPriority w:val="1"/>
+    <w:semiHidden/>
     <w:unhideWhenUsed/>
   </w:style>
   <w:style w:type="table" w:default="1" w:styleId="TableNormal">
